--- a/pr-preview/pr-654/vignettes/articles/version-crosswalk-1.3-to-1.4.docx
+++ b/pr-preview/pr-654/vignettes/articles/version-crosswalk-1.3-to-1.4.docx
@@ -3067,7 +3067,7 @@
         <w:rPr>
           <w:rStyle w:val="CommentTok"/>
         </w:rPr>
-        <w:t xml:space="preserve">#&gt; 1 13.0  1     HlyE_IgA    0.788</w:t>
+        <w:t xml:space="preserve">#&gt; 1  17.3 1     HlyE_IgA    0.206</w:t>
       </w:r>
       <w:r>
         <w:br/>
@@ -3076,7 +3076,7 @@
         <w:rPr>
           <w:rStyle w:val="CommentTok"/>
         </w:rPr>
-        <w:t xml:space="preserve">#&gt; 2 13.0  1     HlyE_IgG    6.42 </w:t>
+        <w:t xml:space="preserve">#&gt; 2  17.3 1     HlyE_IgG    0.780</w:t>
       </w:r>
       <w:r>
         <w:br/>
@@ -3085,7 +3085,7 @@
         <w:rPr>
           <w:rStyle w:val="CommentTok"/>
         </w:rPr>
-        <w:t xml:space="preserve">#&gt; 3  8.52 2     HlyE_IgA    0.299</w:t>
+        <w:t xml:space="preserve">#&gt; 3   5   2     HlyE_IgA    0.828</w:t>
       </w:r>
       <w:r>
         <w:br/>
@@ -3094,7 +3094,7 @@
         <w:rPr>
           <w:rStyle w:val="CommentTok"/>
         </w:rPr>
-        <w:t xml:space="preserve">#&gt; 4  8.52 2     HlyE_IgG    5.07 </w:t>
+        <w:t xml:space="preserve">#&gt; 4   5   2     HlyE_IgG    5.14 </w:t>
       </w:r>
       <w:r>
         <w:br/>
@@ -3103,7 +3103,7 @@
         <w:rPr>
           <w:rStyle w:val="CommentTok"/>
         </w:rPr>
-        <w:t xml:space="preserve">#&gt; 5  4.07 3     HlyE_IgA    0.505</w:t>
+        <w:t xml:space="preserve">#&gt; 5  16.9 3     HlyE_IgA    0.679</w:t>
       </w:r>
       <w:r>
         <w:br/>
@@ -3112,7 +3112,7 @@
         <w:rPr>
           <w:rStyle w:val="CommentTok"/>
         </w:rPr>
-        <w:t xml:space="preserve">#&gt; 6  4.07 3     HlyE_IgG    0.646</w:t>
+        <w:t xml:space="preserve">#&gt; 6  16.9 3     HlyE_IgG    0.413</w:t>
       </w:r>
       <w:r>
         <w:br/>

--- a/pr-preview/pr-654/vignettes/articles/version-crosswalk-1.3-to-1.4.docx
+++ b/pr-preview/pr-654/vignettes/articles/version-crosswalk-1.3-to-1.4.docx
@@ -3049,7 +3049,7 @@
         <w:rPr>
           <w:rStyle w:val="CommentTok"/>
         </w:rPr>
-        <w:t xml:space="preserve">#&gt;     age id    antigen_iso value</w:t>
+        <w:t xml:space="preserve">#&gt;     age id    antigen_iso  value</w:t>
       </w:r>
       <w:r>
         <w:br/>
@@ -3058,7 +3058,7 @@
         <w:rPr>
           <w:rStyle w:val="CommentTok"/>
         </w:rPr>
-        <w:t xml:space="preserve">#&gt;   &lt;dbl&gt; &lt;chr&gt; &lt;chr&gt;       &lt;dbl&gt;</w:t>
+        <w:t xml:space="preserve">#&gt;   &lt;dbl&gt; &lt;chr&gt; &lt;chr&gt;        &lt;dbl&gt;</w:t>
       </w:r>
       <w:r>
         <w:br/>
@@ -3067,7 +3067,7 @@
         <w:rPr>
           <w:rStyle w:val="CommentTok"/>
         </w:rPr>
-        <w:t xml:space="preserve">#&gt; 1  17.3 1     HlyE_IgA    0.206</w:t>
+        <w:t xml:space="preserve">#&gt; 1 15.8  1     HlyE_IgA     1.38 </w:t>
       </w:r>
       <w:r>
         <w:br/>
@@ -3076,7 +3076,7 @@
         <w:rPr>
           <w:rStyle w:val="CommentTok"/>
         </w:rPr>
-        <w:t xml:space="preserve">#&gt; 2  17.3 1     HlyE_IgG    0.780</w:t>
+        <w:t xml:space="preserve">#&gt; 2 15.8  1     HlyE_IgG    69.3  </w:t>
       </w:r>
       <w:r>
         <w:br/>
@@ -3085,7 +3085,7 @@
         <w:rPr>
           <w:rStyle w:val="CommentTok"/>
         </w:rPr>
-        <w:t xml:space="preserve">#&gt; 3   5   2     HlyE_IgA    0.828</w:t>
+        <w:t xml:space="preserve">#&gt; 3 12.0  2     HlyE_IgA     0.297</w:t>
       </w:r>
       <w:r>
         <w:br/>
@@ -3094,7 +3094,7 @@
         <w:rPr>
           <w:rStyle w:val="CommentTok"/>
         </w:rPr>
-        <w:t xml:space="preserve">#&gt; 4   5   2     HlyE_IgG    5.14 </w:t>
+        <w:t xml:space="preserve">#&gt; 4 12.0  2     HlyE_IgG     0.377</w:t>
       </w:r>
       <w:r>
         <w:br/>
@@ -3103,7 +3103,7 @@
         <w:rPr>
           <w:rStyle w:val="CommentTok"/>
         </w:rPr>
-        <w:t xml:space="preserve">#&gt; 5  16.9 3     HlyE_IgA    0.679</w:t>
+        <w:t xml:space="preserve">#&gt; 5  9.22 3     HlyE_IgA     0.580</w:t>
       </w:r>
       <w:r>
         <w:br/>
@@ -3112,7 +3112,7 @@
         <w:rPr>
           <w:rStyle w:val="CommentTok"/>
         </w:rPr>
-        <w:t xml:space="preserve">#&gt; 6  16.9 3     HlyE_IgG    0.413</w:t>
+        <w:t xml:space="preserve">#&gt; 6  9.22 3     HlyE_IgG     0.625</w:t>
       </w:r>
       <w:r>
         <w:br/>

--- a/pr-preview/pr-654/vignettes/articles/version-crosswalk-1.3-to-1.4.docx
+++ b/pr-preview/pr-654/vignettes/articles/version-crosswalk-1.3-to-1.4.docx
@@ -3067,7 +3067,7 @@
         <w:rPr>
           <w:rStyle w:val="CommentTok"/>
         </w:rPr>
-        <w:t xml:space="preserve">#&gt; 1 15.8  1     HlyE_IgA     1.38 </w:t>
+        <w:t xml:space="preserve">#&gt; 1  3.81 1     HlyE_IgA    0.596 </w:t>
       </w:r>
       <w:r>
         <w:br/>
@@ -3076,7 +3076,7 @@
         <w:rPr>
           <w:rStyle w:val="CommentTok"/>
         </w:rPr>
-        <w:t xml:space="preserve">#&gt; 2 15.8  1     HlyE_IgG    69.3  </w:t>
+        <w:t xml:space="preserve">#&gt; 2  3.81 1     HlyE_IgG    0.423 </w:t>
       </w:r>
       <w:r>
         <w:br/>
@@ -3085,7 +3085,7 @@
         <w:rPr>
           <w:rStyle w:val="CommentTok"/>
         </w:rPr>
-        <w:t xml:space="preserve">#&gt; 3 12.0  2     HlyE_IgA     0.297</w:t>
+        <w:t xml:space="preserve">#&gt; 3  4.06 2     HlyE_IgA    0.0969</w:t>
       </w:r>
       <w:r>
         <w:br/>
@@ -3094,7 +3094,7 @@
         <w:rPr>
           <w:rStyle w:val="CommentTok"/>
         </w:rPr>
-        <w:t xml:space="preserve">#&gt; 4 12.0  2     HlyE_IgG     0.377</w:t>
+        <w:t xml:space="preserve">#&gt; 4  4.06 2     HlyE_IgG    0.257 </w:t>
       </w:r>
       <w:r>
         <w:br/>
@@ -3103,7 +3103,7 @@
         <w:rPr>
           <w:rStyle w:val="CommentTok"/>
         </w:rPr>
-        <w:t xml:space="preserve">#&gt; 5  9.22 3     HlyE_IgA     0.580</w:t>
+        <w:t xml:space="preserve">#&gt; 5 17.2  3     HlyE_IgA    1.24  </w:t>
       </w:r>
       <w:r>
         <w:br/>
@@ -3112,7 +3112,7 @@
         <w:rPr>
           <w:rStyle w:val="CommentTok"/>
         </w:rPr>
-        <w:t xml:space="preserve">#&gt; 6  9.22 3     HlyE_IgG     0.625</w:t>
+        <w:t xml:space="preserve">#&gt; 6 17.2  3     HlyE_IgG    2.11</w:t>
       </w:r>
       <w:r>
         <w:br/>

--- a/pr-preview/pr-654/vignettes/articles/version-crosswalk-1.3-to-1.4.docx
+++ b/pr-preview/pr-654/vignettes/articles/version-crosswalk-1.3-to-1.4.docx
@@ -3067,7 +3067,7 @@
         <w:rPr>
           <w:rStyle w:val="CommentTok"/>
         </w:rPr>
-        <w:t xml:space="preserve">#&gt; 1  3.81 1     HlyE_IgA    0.596 </w:t>
+        <w:t xml:space="preserve">#&gt; 1  1.69 1     HlyE_IgA     0.401</w:t>
       </w:r>
       <w:r>
         <w:br/>
@@ -3076,7 +3076,7 @@
         <w:rPr>
           <w:rStyle w:val="CommentTok"/>
         </w:rPr>
-        <w:t xml:space="preserve">#&gt; 2  3.81 1     HlyE_IgG    0.423 </w:t>
+        <w:t xml:space="preserve">#&gt; 2  1.69 1     HlyE_IgG     0.534</w:t>
       </w:r>
       <w:r>
         <w:br/>
@@ -3085,7 +3085,7 @@
         <w:rPr>
           <w:rStyle w:val="CommentTok"/>
         </w:rPr>
-        <w:t xml:space="preserve">#&gt; 3  4.06 2     HlyE_IgA    0.0969</w:t>
+        <w:t xml:space="preserve">#&gt; 3 11.8  2     HlyE_IgA     1.48 </w:t>
       </w:r>
       <w:r>
         <w:br/>
@@ -3094,7 +3094,7 @@
         <w:rPr>
           <w:rStyle w:val="CommentTok"/>
         </w:rPr>
-        <w:t xml:space="preserve">#&gt; 4  4.06 2     HlyE_IgG    0.257 </w:t>
+        <w:t xml:space="preserve">#&gt; 4 11.8  2     HlyE_IgG    11.1  </w:t>
       </w:r>
       <w:r>
         <w:br/>
@@ -3103,7 +3103,7 @@
         <w:rPr>
           <w:rStyle w:val="CommentTok"/>
         </w:rPr>
-        <w:t xml:space="preserve">#&gt; 5 17.2  3     HlyE_IgA    1.24  </w:t>
+        <w:t xml:space="preserve">#&gt; 5  5.63 3     HlyE_IgA     0.510</w:t>
       </w:r>
       <w:r>
         <w:br/>
@@ -3112,7 +3112,7 @@
         <w:rPr>
           <w:rStyle w:val="CommentTok"/>
         </w:rPr>
-        <w:t xml:space="preserve">#&gt; 6 17.2  3     HlyE_IgG    2.11</w:t>
+        <w:t xml:space="preserve">#&gt; 6  5.63 3     HlyE_IgG     0.156</w:t>
       </w:r>
       <w:r>
         <w:br/>

--- a/pr-preview/pr-654/vignettes/articles/version-crosswalk-1.3-to-1.4.docx
+++ b/pr-preview/pr-654/vignettes/articles/version-crosswalk-1.3-to-1.4.docx
@@ -23,7 +23,7 @@
         <w:pStyle w:val="Date"/>
       </w:pPr>
       <w:r>
-        <w:t xml:space="preserve">2026-08-08</w:t>
+        <w:t xml:space="preserve">2026-08-09</w:t>
       </w:r>
     </w:p>
     <w:bookmarkStart w:id="9" w:name="overview"/>
@@ -3049,7 +3049,7 @@
         <w:rPr>
           <w:rStyle w:val="CommentTok"/>
         </w:rPr>
-        <w:t xml:space="preserve">#&gt;     age id    antigen_iso  value</w:t>
+        <w:t xml:space="preserve">#&gt;     age id    antigen_iso value</w:t>
       </w:r>
       <w:r>
         <w:br/>
@@ -3058,7 +3058,7 @@
         <w:rPr>
           <w:rStyle w:val="CommentTok"/>
         </w:rPr>
-        <w:t xml:space="preserve">#&gt;   &lt;dbl&gt; &lt;chr&gt; &lt;chr&gt;        &lt;dbl&gt;</w:t>
+        <w:t xml:space="preserve">#&gt;   &lt;dbl&gt; &lt;chr&gt; &lt;chr&gt;       &lt;dbl&gt;</w:t>
       </w:r>
       <w:r>
         <w:br/>
@@ -3067,7 +3067,7 @@
         <w:rPr>
           <w:rStyle w:val="CommentTok"/>
         </w:rPr>
-        <w:t xml:space="preserve">#&gt; 1  1.69 1     HlyE_IgA     0.401</w:t>
+        <w:t xml:space="preserve">#&gt; 1 11.2  1     HlyE_IgA    0.622</w:t>
       </w:r>
       <w:r>
         <w:br/>
@@ -3076,7 +3076,7 @@
         <w:rPr>
           <w:rStyle w:val="CommentTok"/>
         </w:rPr>
-        <w:t xml:space="preserve">#&gt; 2  1.69 1     HlyE_IgG     0.534</w:t>
+        <w:t xml:space="preserve">#&gt; 2 11.2  1     HlyE_IgG    3.84 </w:t>
       </w:r>
       <w:r>
         <w:br/>
@@ -3085,7 +3085,7 @@
         <w:rPr>
           <w:rStyle w:val="CommentTok"/>
         </w:rPr>
-        <w:t xml:space="preserve">#&gt; 3 11.8  2     HlyE_IgA     1.48 </w:t>
+        <w:t xml:space="preserve">#&gt; 3  9.09 2     HlyE_IgA    0.497</w:t>
       </w:r>
       <w:r>
         <w:br/>
@@ -3094,7 +3094,7 @@
         <w:rPr>
           <w:rStyle w:val="CommentTok"/>
         </w:rPr>
-        <w:t xml:space="preserve">#&gt; 4 11.8  2     HlyE_IgG    11.1  </w:t>
+        <w:t xml:space="preserve">#&gt; 4  9.09 2     HlyE_IgG    0.471</w:t>
       </w:r>
       <w:r>
         <w:br/>
@@ -3103,7 +3103,7 @@
         <w:rPr>
           <w:rStyle w:val="CommentTok"/>
         </w:rPr>
-        <w:t xml:space="preserve">#&gt; 5  5.63 3     HlyE_IgA     0.510</w:t>
+        <w:t xml:space="preserve">#&gt; 5  6.18 3     HlyE_IgA    1.70 </w:t>
       </w:r>
       <w:r>
         <w:br/>
@@ -3112,7 +3112,7 @@
         <w:rPr>
           <w:rStyle w:val="CommentTok"/>
         </w:rPr>
-        <w:t xml:space="preserve">#&gt; 6  5.63 3     HlyE_IgG     0.156</w:t>
+        <w:t xml:space="preserve">#&gt; 6  6.18 3     HlyE_IgG    1.99</w:t>
       </w:r>
       <w:r>
         <w:br/>

--- a/pr-preview/pr-654/vignettes/articles/version-crosswalk-1.3-to-1.4.docx
+++ b/pr-preview/pr-654/vignettes/articles/version-crosswalk-1.3-to-1.4.docx
@@ -3067,7 +3067,7 @@
         <w:rPr>
           <w:rStyle w:val="CommentTok"/>
         </w:rPr>
-        <w:t xml:space="preserve">#&gt; 1 11.2  1     HlyE_IgA    0.622</w:t>
+        <w:t xml:space="preserve">#&gt; 1 18.9  1     HlyE_IgA    0.537</w:t>
       </w:r>
       <w:r>
         <w:br/>
@@ -3076,7 +3076,7 @@
         <w:rPr>
           <w:rStyle w:val="CommentTok"/>
         </w:rPr>
-        <w:t xml:space="preserve">#&gt; 2 11.2  1     HlyE_IgG    3.84 </w:t>
+        <w:t xml:space="preserve">#&gt; 2 18.9  1     HlyE_IgG    0.921</w:t>
       </w:r>
       <w:r>
         <w:br/>
@@ -3085,7 +3085,7 @@
         <w:rPr>
           <w:rStyle w:val="CommentTok"/>
         </w:rPr>
-        <w:t xml:space="preserve">#&gt; 3  9.09 2     HlyE_IgA    0.497</w:t>
+        <w:t xml:space="preserve">#&gt; 3 16.5  2     HlyE_IgA    3.02 </w:t>
       </w:r>
       <w:r>
         <w:br/>
@@ -3094,7 +3094,7 @@
         <w:rPr>
           <w:rStyle w:val="CommentTok"/>
         </w:rPr>
-        <w:t xml:space="preserve">#&gt; 4  9.09 2     HlyE_IgG    0.471</w:t>
+        <w:t xml:space="preserve">#&gt; 4 16.5  2     HlyE_IgG    1.64 </w:t>
       </w:r>
       <w:r>
         <w:br/>
@@ -3103,7 +3103,7 @@
         <w:rPr>
           <w:rStyle w:val="CommentTok"/>
         </w:rPr>
-        <w:t xml:space="preserve">#&gt; 5  6.18 3     HlyE_IgA    1.70 </w:t>
+        <w:t xml:space="preserve">#&gt; 5  1.12 3     HlyE_IgA    0.508</w:t>
       </w:r>
       <w:r>
         <w:br/>
@@ -3112,7 +3112,7 @@
         <w:rPr>
           <w:rStyle w:val="CommentTok"/>
         </w:rPr>
-        <w:t xml:space="preserve">#&gt; 6  6.18 3     HlyE_IgG    1.99</w:t>
+        <w:t xml:space="preserve">#&gt; 6  1.12 3     HlyE_IgG    0.469</w:t>
       </w:r>
       <w:r>
         <w:br/>

--- a/pr-preview/pr-654/vignettes/articles/version-crosswalk-1.3-to-1.4.docx
+++ b/pr-preview/pr-654/vignettes/articles/version-crosswalk-1.3-to-1.4.docx
@@ -3049,7 +3049,7 @@
         <w:rPr>
           <w:rStyle w:val="CommentTok"/>
         </w:rPr>
-        <w:t xml:space="preserve">#&gt;     age id    antigen_iso value</w:t>
+        <w:t xml:space="preserve">#&gt;     age id    antigen_iso  value</w:t>
       </w:r>
       <w:r>
         <w:br/>
@@ -3058,7 +3058,7 @@
         <w:rPr>
           <w:rStyle w:val="CommentTok"/>
         </w:rPr>
-        <w:t xml:space="preserve">#&gt;   &lt;dbl&gt; &lt;chr&gt; &lt;chr&gt;       &lt;dbl&gt;</w:t>
+        <w:t xml:space="preserve">#&gt;   &lt;dbl&gt; &lt;chr&gt; &lt;chr&gt;        &lt;dbl&gt;</w:t>
       </w:r>
       <w:r>
         <w:br/>
@@ -3067,7 +3067,7 @@
         <w:rPr>
           <w:rStyle w:val="CommentTok"/>
         </w:rPr>
-        <w:t xml:space="preserve">#&gt; 1 18.9  1     HlyE_IgA    0.537</w:t>
+        <w:t xml:space="preserve">#&gt; 1  8.04 1     HlyE_IgA    0.487 </w:t>
       </w:r>
       <w:r>
         <w:br/>
@@ -3076,7 +3076,7 @@
         <w:rPr>
           <w:rStyle w:val="CommentTok"/>
         </w:rPr>
-        <w:t xml:space="preserve">#&gt; 2 18.9  1     HlyE_IgG    0.921</w:t>
+        <w:t xml:space="preserve">#&gt; 2  8.04 1     HlyE_IgG    0.700 </w:t>
       </w:r>
       <w:r>
         <w:br/>
@@ -3085,7 +3085,7 @@
         <w:rPr>
           <w:rStyle w:val="CommentTok"/>
         </w:rPr>
-        <w:t xml:space="preserve">#&gt; 3 16.5  2     HlyE_IgA    3.02 </w:t>
+        <w:t xml:space="preserve">#&gt; 3  9.3  2     HlyE_IgA    0.436 </w:t>
       </w:r>
       <w:r>
         <w:br/>
@@ -3094,7 +3094,7 @@
         <w:rPr>
           <w:rStyle w:val="CommentTok"/>
         </w:rPr>
-        <w:t xml:space="preserve">#&gt; 4 16.5  2     HlyE_IgG    1.64 </w:t>
+        <w:t xml:space="preserve">#&gt; 4  9.3  2     HlyE_IgG    0.288 </w:t>
       </w:r>
       <w:r>
         <w:br/>
@@ -3103,7 +3103,7 @@
         <w:rPr>
           <w:rStyle w:val="CommentTok"/>
         </w:rPr>
-        <w:t xml:space="preserve">#&gt; 5  1.12 3     HlyE_IgA    0.508</w:t>
+        <w:t xml:space="preserve">#&gt; 5  4.84 3     HlyE_IgA    0.0581</w:t>
       </w:r>
       <w:r>
         <w:br/>
@@ -3112,7 +3112,7 @@
         <w:rPr>
           <w:rStyle w:val="CommentTok"/>
         </w:rPr>
-        <w:t xml:space="preserve">#&gt; 6  1.12 3     HlyE_IgG    0.469</w:t>
+        <w:t xml:space="preserve">#&gt; 6  4.84 3     HlyE_IgG    0.354</w:t>
       </w:r>
       <w:r>
         <w:br/>

--- a/pr-preview/pr-654/vignettes/articles/version-crosswalk-1.3-to-1.4.docx
+++ b/pr-preview/pr-654/vignettes/articles/version-crosswalk-1.3-to-1.4.docx
@@ -3049,7 +3049,7 @@
         <w:rPr>
           <w:rStyle w:val="CommentTok"/>
         </w:rPr>
-        <w:t xml:space="preserve">#&gt;     age id    antigen_iso  value</w:t>
+        <w:t xml:space="preserve">#&gt;     age id    antigen_iso    value</w:t>
       </w:r>
       <w:r>
         <w:br/>
@@ -3058,7 +3058,7 @@
         <w:rPr>
           <w:rStyle w:val="CommentTok"/>
         </w:rPr>
-        <w:t xml:space="preserve">#&gt;   &lt;dbl&gt; &lt;chr&gt; &lt;chr&gt;        &lt;dbl&gt;</w:t>
+        <w:t xml:space="preserve">#&gt;   &lt;dbl&gt; &lt;chr&gt; &lt;chr&gt;          &lt;dbl&gt;</w:t>
       </w:r>
       <w:r>
         <w:br/>
@@ -3067,7 +3067,7 @@
         <w:rPr>
           <w:rStyle w:val="CommentTok"/>
         </w:rPr>
-        <w:t xml:space="preserve">#&gt; 1  8.04 1     HlyE_IgA    0.487 </w:t>
+        <w:t xml:space="preserve">#&gt; 1  15.7 1     HlyE_IgA       0.712</w:t>
       </w:r>
       <w:r>
         <w:br/>
@@ -3076,7 +3076,7 @@
         <w:rPr>
           <w:rStyle w:val="CommentTok"/>
         </w:rPr>
-        <w:t xml:space="preserve">#&gt; 2  8.04 1     HlyE_IgG    0.700 </w:t>
+        <w:t xml:space="preserve">#&gt; 2  15.7 1     HlyE_IgG       0.702</w:t>
       </w:r>
       <w:r>
         <w:br/>
@@ -3085,7 +3085,7 @@
         <w:rPr>
           <w:rStyle w:val="CommentTok"/>
         </w:rPr>
-        <w:t xml:space="preserve">#&gt; 3  9.3  2     HlyE_IgA    0.436 </w:t>
+        <w:t xml:space="preserve">#&gt; 3  15.6 2     HlyE_IgA       0.552</w:t>
       </w:r>
       <w:r>
         <w:br/>
@@ -3094,7 +3094,7 @@
         <w:rPr>
           <w:rStyle w:val="CommentTok"/>
         </w:rPr>
-        <w:t xml:space="preserve">#&gt; 4  9.3  2     HlyE_IgG    0.288 </w:t>
+        <w:t xml:space="preserve">#&gt; 4  15.6 2     HlyE_IgG       3.03 </w:t>
       </w:r>
       <w:r>
         <w:br/>
@@ -3103,7 +3103,7 @@
         <w:rPr>
           <w:rStyle w:val="CommentTok"/>
         </w:rPr>
-        <w:t xml:space="preserve">#&gt; 5  4.84 3     HlyE_IgA    0.0581</w:t>
+        <w:t xml:space="preserve">#&gt; 5  18.2 3     HlyE_IgA     338.   </w:t>
       </w:r>
       <w:r>
         <w:br/>
@@ -3112,7 +3112,7 @@
         <w:rPr>
           <w:rStyle w:val="CommentTok"/>
         </w:rPr>
-        <w:t xml:space="preserve">#&gt; 6  4.84 3     HlyE_IgG    0.354</w:t>
+        <w:t xml:space="preserve">#&gt; 6  18.2 3     HlyE_IgG    4785.</w:t>
       </w:r>
       <w:r>
         <w:br/>

--- a/pr-preview/pr-654/vignettes/articles/version-crosswalk-1.3-to-1.4.docx
+++ b/pr-preview/pr-654/vignettes/articles/version-crosswalk-1.3-to-1.4.docx
@@ -3049,7 +3049,7 @@
         <w:rPr>
           <w:rStyle w:val="CommentTok"/>
         </w:rPr>
-        <w:t xml:space="preserve">#&gt;     age id    antigen_iso    value</w:t>
+        <w:t xml:space="preserve">#&gt;     age id    antigen_iso value</w:t>
       </w:r>
       <w:r>
         <w:br/>
@@ -3058,7 +3058,7 @@
         <w:rPr>
           <w:rStyle w:val="CommentTok"/>
         </w:rPr>
-        <w:t xml:space="preserve">#&gt;   &lt;dbl&gt; &lt;chr&gt; &lt;chr&gt;          &lt;dbl&gt;</w:t>
+        <w:t xml:space="preserve">#&gt;   &lt;dbl&gt; &lt;chr&gt; &lt;chr&gt;       &lt;dbl&gt;</w:t>
       </w:r>
       <w:r>
         <w:br/>
@@ -3067,7 +3067,7 @@
         <w:rPr>
           <w:rStyle w:val="CommentTok"/>
         </w:rPr>
-        <w:t xml:space="preserve">#&gt; 1  15.7 1     HlyE_IgA       0.712</w:t>
+        <w:t xml:space="preserve">#&gt; 1  17.9 1     HlyE_IgA    0.426</w:t>
       </w:r>
       <w:r>
         <w:br/>
@@ -3076,7 +3076,7 @@
         <w:rPr>
           <w:rStyle w:val="CommentTok"/>
         </w:rPr>
-        <w:t xml:space="preserve">#&gt; 2  15.7 1     HlyE_IgG       0.702</w:t>
+        <w:t xml:space="preserve">#&gt; 2  17.9 1     HlyE_IgG    0.721</w:t>
       </w:r>
       <w:r>
         <w:br/>
@@ -3085,7 +3085,7 @@
         <w:rPr>
           <w:rStyle w:val="CommentTok"/>
         </w:rPr>
-        <w:t xml:space="preserve">#&gt; 3  15.6 2     HlyE_IgA       0.552</w:t>
+        <w:t xml:space="preserve">#&gt; 3  15.0 2     HlyE_IgA    1.25 </w:t>
       </w:r>
       <w:r>
         <w:br/>
@@ -3094,7 +3094,7 @@
         <w:rPr>
           <w:rStyle w:val="CommentTok"/>
         </w:rPr>
-        <w:t xml:space="preserve">#&gt; 4  15.6 2     HlyE_IgG       3.03 </w:t>
+        <w:t xml:space="preserve">#&gt; 4  15.0 2     HlyE_IgG    1.08 </w:t>
       </w:r>
       <w:r>
         <w:br/>
@@ -3103,7 +3103,7 @@
         <w:rPr>
           <w:rStyle w:val="CommentTok"/>
         </w:rPr>
-        <w:t xml:space="preserve">#&gt; 5  18.2 3     HlyE_IgA     338.   </w:t>
+        <w:t xml:space="preserve">#&gt; 5  16.6 3     HlyE_IgA    0.751</w:t>
       </w:r>
       <w:r>
         <w:br/>
@@ -3112,7 +3112,7 @@
         <w:rPr>
           <w:rStyle w:val="CommentTok"/>
         </w:rPr>
-        <w:t xml:space="preserve">#&gt; 6  18.2 3     HlyE_IgG    4785.</w:t>
+        <w:t xml:space="preserve">#&gt; 6  16.6 3     HlyE_IgG    1.13</w:t>
       </w:r>
       <w:r>
         <w:br/>

--- a/pr-preview/pr-654/vignettes/articles/version-crosswalk-1.3-to-1.4.docx
+++ b/pr-preview/pr-654/vignettes/articles/version-crosswalk-1.3-to-1.4.docx
@@ -3067,7 +3067,7 @@
         <w:rPr>
           <w:rStyle w:val="CommentTok"/>
         </w:rPr>
-        <w:t xml:space="preserve">#&gt; 1  17.9 1     HlyE_IgA    0.426</w:t>
+        <w:t xml:space="preserve">#&gt; 1  3.95 1     HlyE_IgA    0.528</w:t>
       </w:r>
       <w:r>
         <w:br/>
@@ -3076,7 +3076,7 @@
         <w:rPr>
           <w:rStyle w:val="CommentTok"/>
         </w:rPr>
-        <w:t xml:space="preserve">#&gt; 2  17.9 1     HlyE_IgG    0.721</w:t>
+        <w:t xml:space="preserve">#&gt; 2  3.95 1     HlyE_IgG    0.474</w:t>
       </w:r>
       <w:r>
         <w:br/>
@@ -3085,7 +3085,7 @@
         <w:rPr>
           <w:rStyle w:val="CommentTok"/>
         </w:rPr>
-        <w:t xml:space="preserve">#&gt; 3  15.0 2     HlyE_IgA    1.25 </w:t>
+        <w:t xml:space="preserve">#&gt; 3 14.6  2     HlyE_IgA    0.769</w:t>
       </w:r>
       <w:r>
         <w:br/>
@@ -3094,7 +3094,7 @@
         <w:rPr>
           <w:rStyle w:val="CommentTok"/>
         </w:rPr>
-        <w:t xml:space="preserve">#&gt; 4  15.0 2     HlyE_IgG    1.08 </w:t>
+        <w:t xml:space="preserve">#&gt; 4 14.6  2     HlyE_IgG    0.402</w:t>
       </w:r>
       <w:r>
         <w:br/>
@@ -3103,7 +3103,7 @@
         <w:rPr>
           <w:rStyle w:val="CommentTok"/>
         </w:rPr>
-        <w:t xml:space="preserve">#&gt; 5  16.6 3     HlyE_IgA    0.751</w:t>
+        <w:t xml:space="preserve">#&gt; 5  7.01 3     HlyE_IgA    0.372</w:t>
       </w:r>
       <w:r>
         <w:br/>
@@ -3112,7 +3112,7 @@
         <w:rPr>
           <w:rStyle w:val="CommentTok"/>
         </w:rPr>
-        <w:t xml:space="preserve">#&gt; 6  16.6 3     HlyE_IgG    1.13</w:t>
+        <w:t xml:space="preserve">#&gt; 6  7.01 3     HlyE_IgG    0.457</w:t>
       </w:r>
       <w:r>
         <w:br/>

--- a/pr-preview/pr-654/vignettes/articles/version-crosswalk-1.3-to-1.4.docx
+++ b/pr-preview/pr-654/vignettes/articles/version-crosswalk-1.3-to-1.4.docx
@@ -3049,7 +3049,7 @@
         <w:rPr>
           <w:rStyle w:val="CommentTok"/>
         </w:rPr>
-        <w:t xml:space="preserve">#&gt;     age id    antigen_iso value</w:t>
+        <w:t xml:space="preserve">#&gt;     age id    antigen_iso   value</w:t>
       </w:r>
       <w:r>
         <w:br/>
@@ -3058,7 +3058,7 @@
         <w:rPr>
           <w:rStyle w:val="CommentTok"/>
         </w:rPr>
-        <w:t xml:space="preserve">#&gt;   &lt;dbl&gt; &lt;chr&gt; &lt;chr&gt;       &lt;dbl&gt;</w:t>
+        <w:t xml:space="preserve">#&gt;   &lt;dbl&gt; &lt;chr&gt; &lt;chr&gt;         &lt;dbl&gt;</w:t>
       </w:r>
       <w:r>
         <w:br/>
@@ -3067,7 +3067,7 @@
         <w:rPr>
           <w:rStyle w:val="CommentTok"/>
         </w:rPr>
-        <w:t xml:space="preserve">#&gt; 1  3.95 1     HlyE_IgA    0.528</w:t>
+        <w:t xml:space="preserve">#&gt; 1  3.77 1     HlyE_IgA     0.390 </w:t>
       </w:r>
       <w:r>
         <w:br/>
@@ -3076,7 +3076,7 @@
         <w:rPr>
           <w:rStyle w:val="CommentTok"/>
         </w:rPr>
-        <w:t xml:space="preserve">#&gt; 2  3.95 1     HlyE_IgG    0.474</w:t>
+        <w:t xml:space="preserve">#&gt; 2  3.77 1     HlyE_IgG     0.0753</w:t>
       </w:r>
       <w:r>
         <w:br/>
@@ -3085,7 +3085,7 @@
         <w:rPr>
           <w:rStyle w:val="CommentTok"/>
         </w:rPr>
-        <w:t xml:space="preserve">#&gt; 3 14.6  2     HlyE_IgA    0.769</w:t>
+        <w:t xml:space="preserve">#&gt; 3  8.3  2     HlyE_IgA     7.65  </w:t>
       </w:r>
       <w:r>
         <w:br/>
@@ -3094,7 +3094,7 @@
         <w:rPr>
           <w:rStyle w:val="CommentTok"/>
         </w:rPr>
-        <w:t xml:space="preserve">#&gt; 4 14.6  2     HlyE_IgG    0.402</w:t>
+        <w:t xml:space="preserve">#&gt; 4  8.3  2     HlyE_IgG    40.4   </w:t>
       </w:r>
       <w:r>
         <w:br/>
@@ -3103,7 +3103,7 @@
         <w:rPr>
           <w:rStyle w:val="CommentTok"/>
         </w:rPr>
-        <w:t xml:space="preserve">#&gt; 5  7.01 3     HlyE_IgA    0.372</w:t>
+        <w:t xml:space="preserve">#&gt; 5  0.08 3     HlyE_IgA     0.444 </w:t>
       </w:r>
       <w:r>
         <w:br/>
@@ -3112,7 +3112,7 @@
         <w:rPr>
           <w:rStyle w:val="CommentTok"/>
         </w:rPr>
-        <w:t xml:space="preserve">#&gt; 6  7.01 3     HlyE_IgG    0.457</w:t>
+        <w:t xml:space="preserve">#&gt; 6  0.08 3     HlyE_IgG     0.288</w:t>
       </w:r>
       <w:r>
         <w:br/>

--- a/pr-preview/pr-654/vignettes/articles/version-crosswalk-1.3-to-1.4.docx
+++ b/pr-preview/pr-654/vignettes/articles/version-crosswalk-1.3-to-1.4.docx
@@ -3049,7 +3049,7 @@
         <w:rPr>
           <w:rStyle w:val="CommentTok"/>
         </w:rPr>
-        <w:t xml:space="preserve">#&gt;     age id    antigen_iso   value</w:t>
+        <w:t xml:space="preserve">#&gt;     age id    antigen_iso  value</w:t>
       </w:r>
       <w:r>
         <w:br/>
@@ -3058,7 +3058,7 @@
         <w:rPr>
           <w:rStyle w:val="CommentTok"/>
         </w:rPr>
-        <w:t xml:space="preserve">#&gt;   &lt;dbl&gt; &lt;chr&gt; &lt;chr&gt;         &lt;dbl&gt;</w:t>
+        <w:t xml:space="preserve">#&gt;   &lt;dbl&gt; &lt;chr&gt; &lt;chr&gt;        &lt;dbl&gt;</w:t>
       </w:r>
       <w:r>
         <w:br/>
@@ -3067,7 +3067,7 @@
         <w:rPr>
           <w:rStyle w:val="CommentTok"/>
         </w:rPr>
-        <w:t xml:space="preserve">#&gt; 1  3.77 1     HlyE_IgA     0.390 </w:t>
+        <w:t xml:space="preserve">#&gt; 1  2.08 1     HlyE_IgA     0.348</w:t>
       </w:r>
       <w:r>
         <w:br/>
@@ -3076,7 +3076,7 @@
         <w:rPr>
           <w:rStyle w:val="CommentTok"/>
         </w:rPr>
-        <w:t xml:space="preserve">#&gt; 2  3.77 1     HlyE_IgG     0.0753</w:t>
+        <w:t xml:space="preserve">#&gt; 2  2.08 1     HlyE_IgG     0.320</w:t>
       </w:r>
       <w:r>
         <w:br/>
@@ -3085,7 +3085,7 @@
         <w:rPr>
           <w:rStyle w:val="CommentTok"/>
         </w:rPr>
-        <w:t xml:space="preserve">#&gt; 3  8.3  2     HlyE_IgA     7.65  </w:t>
+        <w:t xml:space="preserve">#&gt; 3  9.93 2     HlyE_IgA     0.562</w:t>
       </w:r>
       <w:r>
         <w:br/>
@@ -3094,7 +3094,7 @@
         <w:rPr>
           <w:rStyle w:val="CommentTok"/>
         </w:rPr>
-        <w:t xml:space="preserve">#&gt; 4  8.3  2     HlyE_IgG    40.4   </w:t>
+        <w:t xml:space="preserve">#&gt; 4  9.93 2     HlyE_IgG     0.741</w:t>
       </w:r>
       <w:r>
         <w:br/>
@@ -3103,7 +3103,7 @@
         <w:rPr>
           <w:rStyle w:val="CommentTok"/>
         </w:rPr>
-        <w:t xml:space="preserve">#&gt; 5  0.08 3     HlyE_IgA     0.444 </w:t>
+        <w:t xml:space="preserve">#&gt; 5  5.31 3     HlyE_IgA     2.77 </w:t>
       </w:r>
       <w:r>
         <w:br/>
@@ -3112,7 +3112,7 @@
         <w:rPr>
           <w:rStyle w:val="CommentTok"/>
         </w:rPr>
-        <w:t xml:space="preserve">#&gt; 6  0.08 3     HlyE_IgG     0.288</w:t>
+        <w:t xml:space="preserve">#&gt; 6  5.31 3     HlyE_IgG    10.2</w:t>
       </w:r>
       <w:r>
         <w:br/>

--- a/pr-preview/pr-654/vignettes/articles/version-crosswalk-1.3-to-1.4.docx
+++ b/pr-preview/pr-654/vignettes/articles/version-crosswalk-1.3-to-1.4.docx
@@ -3067,7 +3067,7 @@
         <w:rPr>
           <w:rStyle w:val="CommentTok"/>
         </w:rPr>
-        <w:t xml:space="preserve">#&gt; 1  2.08 1     HlyE_IgA     0.348</w:t>
+        <w:t xml:space="preserve">#&gt; 1  19.7 1     HlyE_IgA     1.63 </w:t>
       </w:r>
       <w:r>
         <w:br/>
@@ -3076,7 +3076,7 @@
         <w:rPr>
           <w:rStyle w:val="CommentTok"/>
         </w:rPr>
-        <w:t xml:space="preserve">#&gt; 2  2.08 1     HlyE_IgG     0.320</w:t>
+        <w:t xml:space="preserve">#&gt; 2  19.7 1     HlyE_IgG    59.3  </w:t>
       </w:r>
       <w:r>
         <w:br/>
@@ -3085,7 +3085,7 @@
         <w:rPr>
           <w:rStyle w:val="CommentTok"/>
         </w:rPr>
-        <w:t xml:space="preserve">#&gt; 3  9.93 2     HlyE_IgA     0.562</w:t>
+        <w:t xml:space="preserve">#&gt; 3  12.0 2     HlyE_IgA     1.84 </w:t>
       </w:r>
       <w:r>
         <w:br/>
@@ -3094,7 +3094,7 @@
         <w:rPr>
           <w:rStyle w:val="CommentTok"/>
         </w:rPr>
-        <w:t xml:space="preserve">#&gt; 4  9.93 2     HlyE_IgG     0.741</w:t>
+        <w:t xml:space="preserve">#&gt; 4  12.0 2     HlyE_IgG     0.632</w:t>
       </w:r>
       <w:r>
         <w:br/>
@@ -3103,7 +3103,7 @@
         <w:rPr>
           <w:rStyle w:val="CommentTok"/>
         </w:rPr>
-        <w:t xml:space="preserve">#&gt; 5  5.31 3     HlyE_IgA     2.77 </w:t>
+        <w:t xml:space="preserve">#&gt; 5  12.4 3     HlyE_IgA     0.365</w:t>
       </w:r>
       <w:r>
         <w:br/>
@@ -3112,7 +3112,7 @@
         <w:rPr>
           <w:rStyle w:val="CommentTok"/>
         </w:rPr>
-        <w:t xml:space="preserve">#&gt; 6  5.31 3     HlyE_IgG    10.2</w:t>
+        <w:t xml:space="preserve">#&gt; 6  12.4 3     HlyE_IgG     0.600</w:t>
       </w:r>
       <w:r>
         <w:br/>
